--- a/Documents explicatifs des dispositifs/Dispositif1bis_Homophones_CM1.docx
+++ b/Documents explicatifs des dispositifs/Dispositif1bis_Homophones_CM1.docx
@@ -1794,6 +1794,782 @@
         <w:t>Volume horaire réel : ce dispositif s’ajoute au temps déjà prévu pour la grammaire (45 min/semaine) sans qu’un volume dédié ait été chiffré — à tester en classe.</w:t>
       </w:r>
       <w:bookmarkEnd w:id="27"/>
+    </w:p>
+    <w:p>
+      <w:pPr>
+        <w:pStyle w:val="Heading1"/>
+      </w:pPr>
+      <w:r>
+        <w:t xml:space="preserve">En CM2 : les mêmes ceintures, approfondies</w:t>
+      </w:r>
+    </w:p>
+    <w:p>
+      <w:pPr>
+        <w:pStyle w:val="BodyText"/>
+      </w:pPr>
+      <w:r>
+        <w:t xml:space="preserve">Depuis octobre 2026, chaque ceinture CM2 porte le même numéro, la même couleur et la même notion qu’en CM1. En classe à double niveau, l’observation et la trace écrite sont communes ; le CM2 va plus loin avec des écrans et des exercices en plus, et passe son propre test.</w:t>
+      </w:r>
+    </w:p>
+    <w:p>
+      <w:pPr>
+        <w:pStyle w:val="BodyText"/>
+        <w:numPr>
+          <w:ilvl w:val="0"/>
+          <w:numId w:val="1"/>
+        </w:numPr>
+        <w:spacing w:after="60"/>
+      </w:pPr>
+      <w:r>
+        <w:rPr>
+          <w:b/>
+          <w:bCs/>
+        </w:rPr>
+        <w:t xml:space="preserve">Trace écrite</w:t>
+      </w:r>
+      <w:r>
+        <w:t xml:space="preserve"> : la carte mentale est la même ; un encadré « En CM2, j’apprends aussi » la complète (page interactive et impression).</w:t>
+      </w:r>
+    </w:p>
+    <w:p>
+      <w:pPr>
+        <w:pStyle w:val="BodyText"/>
+        <w:numPr>
+          <w:ilvl w:val="0"/>
+          <w:numId w:val="1"/>
+        </w:numPr>
+        <w:spacing w:after="60"/>
+      </w:pPr>
+      <w:r>
+        <w:rPr>
+          <w:b/>
+          <w:bCs/>
+        </w:rPr>
+        <w:t xml:space="preserve">Page interactive</w:t>
+      </w:r>
+      <w:r>
+        <w:t xml:space="preserve"> : bouton « CM2 » du sommaire ; les écrans propres au CM2 portent l’étiquette « CM2 ».</w:t>
+      </w:r>
+    </w:p>
+    <w:p>
+      <w:pPr>
+        <w:pStyle w:val="BodyText"/>
+        <w:numPr>
+          <w:ilvl w:val="0"/>
+          <w:numId w:val="1"/>
+        </w:numPr>
+        <w:spacing w:after="60"/>
+      </w:pPr>
+      <w:r>
+        <w:rPr>
+          <w:b/>
+          <w:bCs/>
+        </w:rPr>
+        <w:t xml:space="preserve">Parcours</w:t>
+      </w:r>
+      <w:r>
+        <w:t xml:space="preserve"> : inchangé (Structure des ceintures) ; test ciblé A/B/C, réussite 6/6. Proposition : pour le CM2, 3 items sur le tronc commun et 3 items sur l’ajout CM2.</w:t>
+      </w:r>
+    </w:p>
+    <w:p>
+      <w:pPr>
+        <w:pStyle w:val="BodyText"/>
+        <w:numPr>
+          <w:ilvl w:val="0"/>
+          <w:numId w:val="1"/>
+        </w:numPr>
+        <w:spacing w:after="60"/>
+      </w:pPr>
+      <w:r>
+        <w:rPr>
+          <w:b/>
+          <w:bCs/>
+        </w:rPr>
+        <w:t xml:space="preserve">Cahier de progrès</w:t>
+      </w:r>
+      <w:r>
+        <w:t xml:space="preserve"> : parcours C des fiches CE2-CM1-CM2, renuméroté sur le CM1.</w:t>
+      </w:r>
+    </w:p>
+    <w:tbl>
+      <w:tblPr>
+        <w:tblW w:type="dxa" w:w="9600"/>
+        <w:tblBorders>
+          <w:top w:val="single" w:color="auto" w:sz="4"/>
+          <w:left w:val="single" w:color="auto" w:sz="4"/>
+          <w:bottom w:val="single" w:color="auto" w:sz="4"/>
+          <w:right w:val="single" w:color="auto" w:sz="4"/>
+          <w:insideH w:val="single" w:color="auto" w:sz="4"/>
+          <w:insideV w:val="single" w:color="auto" w:sz="4"/>
+        </w:tblBorders>
+        <w:tblCellMar>
+          <w:left w:w="80" w:type="dxa"/>
+          <w:right w:w="80" w:type="dxa"/>
+        </w:tblCellMar>
+      </w:tblPr>
+      <w:tblGrid>
+        <w:gridCol w:w="696"/>
+        <w:gridCol w:w="1097"/>
+        <w:gridCol w:w="2229"/>
+        <w:gridCol w:w="3097"/>
+        <w:gridCol w:w="2478"/>
+      </w:tblGrid>
+      <w:tr>
+        <w:trPr>
+          <w:tblHeader/>
+        </w:trPr>
+        <w:tc>
+          <w:tcPr>
+            <w:tcW w:type="dxa" w:w="696"/>
+            <w:shd w:fill="D9E2F3" w:val="clear"/>
+          </w:tcPr>
+          <w:p>
+            <w:pPr>
+              <w:spacing w:before="20" w:after="20"/>
+            </w:pPr>
+            <w:r>
+              <w:rPr>
+                <w:b/>
+                <w:bCs/>
+              </w:rPr>
+              <w:t xml:space="preserve">N°</w:t>
+            </w:r>
+          </w:p>
+        </w:tc>
+        <w:tc>
+          <w:tcPr>
+            <w:tcW w:type="dxa" w:w="1097"/>
+            <w:shd w:fill="D9E2F3" w:val="clear"/>
+          </w:tcPr>
+          <w:p>
+            <w:pPr>
+              <w:spacing w:before="20" w:after="20"/>
+            </w:pPr>
+            <w:r>
+              <w:rPr>
+                <w:b/>
+                <w:bCs/>
+              </w:rPr>
+              <w:t xml:space="preserve">Couleur</w:t>
+            </w:r>
+          </w:p>
+        </w:tc>
+        <w:tc>
+          <w:tcPr>
+            <w:tcW w:type="dxa" w:w="2229"/>
+            <w:shd w:fill="D9E2F3" w:val="clear"/>
+          </w:tcPr>
+          <w:p>
+            <w:pPr>
+              <w:spacing w:before="20" w:after="20"/>
+            </w:pPr>
+            <w:r>
+              <w:rPr>
+                <w:b/>
+                <w:bCs/>
+              </w:rPr>
+              <w:t xml:space="preserve">Tronc commun (CM1)</w:t>
+            </w:r>
+          </w:p>
+        </w:tc>
+        <w:tc>
+          <w:tcPr>
+            <w:tcW w:type="dxa" w:w="3097"/>
+            <w:shd w:fill="D9E2F3" w:val="clear"/>
+          </w:tcPr>
+          <w:p>
+            <w:pPr>
+              <w:spacing w:before="20" w:after="20"/>
+            </w:pPr>
+            <w:r>
+              <w:rPr>
+                <w:b/>
+                <w:bCs/>
+              </w:rPr>
+              <w:t xml:space="preserve">En plus en CM2</w:t>
+            </w:r>
+          </w:p>
+        </w:tc>
+        <w:tc>
+          <w:tcPr>
+            <w:tcW w:type="dxa" w:w="2478"/>
+            <w:shd w:fill="D9E2F3" w:val="clear"/>
+          </w:tcPr>
+          <w:p>
+            <w:pPr>
+              <w:spacing w:before="20" w:after="20"/>
+            </w:pPr>
+            <w:r>
+              <w:rPr>
+                <w:b/>
+                <w:bCs/>
+              </w:rPr>
+              <w:t xml:space="preserve">Preuve du mot ajouté</w:t>
+            </w:r>
+          </w:p>
+        </w:tc>
+      </w:tr>
+      <w:tr>
+        <w:tc>
+          <w:tcPr>
+            <w:tcW w:type="dxa" w:w="696"/>
+          </w:tcPr>
+          <w:p>
+            <w:pPr>
+              <w:spacing w:before="20" w:after="20"/>
+            </w:pPr>
+            <w:r>
+              <w:t xml:space="preserve">H1</w:t>
+            </w:r>
+          </w:p>
+        </w:tc>
+        <w:tc>
+          <w:tcPr>
+            <w:tcW w:type="dxa" w:w="1097"/>
+          </w:tcPr>
+          <w:p>
+            <w:pPr>
+              <w:spacing w:before="20" w:after="20"/>
+            </w:pPr>
+            <w:r>
+              <w:t xml:space="preserve">Blanche</w:t>
+            </w:r>
+          </w:p>
+        </w:tc>
+        <w:tc>
+          <w:tcPr>
+            <w:tcW w:type="dxa" w:w="2229"/>
+          </w:tcPr>
+          <w:p>
+            <w:pPr>
+              <w:spacing w:before="20" w:after="20"/>
+            </w:pPr>
+            <w:r>
+              <w:t xml:space="preserve">ai, as, a, ont, es, est, sont</w:t>
+            </w:r>
+          </w:p>
+        </w:tc>
+        <w:tc>
+          <w:tcPr>
+            <w:tcW w:type="dxa" w:w="3097"/>
+          </w:tcPr>
+          <w:p>
+            <w:pPr>
+              <w:spacing w:before="20" w:after="20"/>
+            </w:pPr>
+            <w:r>
+              <w:t xml:space="preserve">Le verbe placé avant le sujet (questions)</w:t>
+            </w:r>
+          </w:p>
+        </w:tc>
+        <w:tc>
+          <w:tcPr>
+            <w:tcW w:type="dxa" w:w="2478"/>
+          </w:tcPr>
+          <w:p>
+            <w:pPr>
+              <w:spacing w:before="20" w:after="20"/>
+            </w:pPr>
+            <w:r>
+              <w:t xml:space="preserve">l’imparfait, comme en CM1</w:t>
+            </w:r>
+          </w:p>
+        </w:tc>
+      </w:tr>
+      <w:tr>
+        <w:tc>
+          <w:tcPr>
+            <w:tcW w:type="dxa" w:w="696"/>
+          </w:tcPr>
+          <w:p>
+            <w:pPr>
+              <w:spacing w:before="20" w:after="20"/>
+            </w:pPr>
+            <w:r>
+              <w:t xml:space="preserve">H2</w:t>
+            </w:r>
+          </w:p>
+        </w:tc>
+        <w:tc>
+          <w:tcPr>
+            <w:tcW w:type="dxa" w:w="1097"/>
+          </w:tcPr>
+          <w:p>
+            <w:pPr>
+              <w:spacing w:before="20" w:after="20"/>
+            </w:pPr>
+            <w:r>
+              <w:t xml:space="preserve">Rose</w:t>
+            </w:r>
+          </w:p>
+        </w:tc>
+        <w:tc>
+          <w:tcPr>
+            <w:tcW w:type="dxa" w:w="2229"/>
+          </w:tcPr>
+          <w:p>
+            <w:pPr>
+              <w:spacing w:before="20" w:after="20"/>
+            </w:pPr>
+            <w:r>
+              <w:t xml:space="preserve">on ; là, où</w:t>
+            </w:r>
+          </w:p>
+        </w:tc>
+        <w:tc>
+          <w:tcPr>
+            <w:tcW w:type="dxa" w:w="3097"/>
+          </w:tcPr>
+          <w:p>
+            <w:pPr>
+              <w:spacing w:before="20" w:after="20"/>
+            </w:pPr>
+            <w:r>
+              <w:t xml:space="preserve">qu’elle(s)</w:t>
+            </w:r>
+          </w:p>
+        </w:tc>
+        <w:tc>
+          <w:tcPr>
+            <w:tcW w:type="dxa" w:w="2478"/>
+          </w:tcPr>
+          <w:p>
+            <w:pPr>
+              <w:spacing w:before="20" w:after="20"/>
+            </w:pPr>
+            <w:r>
+              <w:t xml:space="preserve">je remplace par « qu’il(s) »</w:t>
+            </w:r>
+          </w:p>
+        </w:tc>
+      </w:tr>
+      <w:tr>
+        <w:tc>
+          <w:tcPr>
+            <w:tcW w:type="dxa" w:w="696"/>
+          </w:tcPr>
+          <w:p>
+            <w:pPr>
+              <w:spacing w:before="20" w:after="20"/>
+            </w:pPr>
+            <w:r>
+              <w:t xml:space="preserve">H3</w:t>
+            </w:r>
+          </w:p>
+        </w:tc>
+        <w:tc>
+          <w:tcPr>
+            <w:tcW w:type="dxa" w:w="1097"/>
+          </w:tcPr>
+          <w:p>
+            <w:pPr>
+              <w:spacing w:before="20" w:after="20"/>
+            </w:pPr>
+            <w:r>
+              <w:t xml:space="preserve">Jaune</w:t>
+            </w:r>
+          </w:p>
+        </w:tc>
+        <w:tc>
+          <w:tcPr>
+            <w:tcW w:type="dxa" w:w="2229"/>
+          </w:tcPr>
+          <w:p>
+            <w:pPr>
+              <w:spacing w:before="20" w:after="20"/>
+            </w:pPr>
+            <w:r>
+              <w:t xml:space="preserve">ce, cet, cette, ces ; à</w:t>
+            </w:r>
+          </w:p>
+        </w:tc>
+        <w:tc>
+          <w:tcPr>
+            <w:tcW w:type="dxa" w:w="3097"/>
+          </w:tcPr>
+          <w:p>
+            <w:pPr>
+              <w:spacing w:before="20" w:after="20"/>
+            </w:pPr>
+            <w:r>
+              <w:t xml:space="preserve">sans</w:t>
+            </w:r>
+          </w:p>
+        </w:tc>
+        <w:tc>
+          <w:tcPr>
+            <w:tcW w:type="dxa" w:w="2478"/>
+          </w:tcPr>
+          <w:p>
+            <w:pPr>
+              <w:spacing w:before="20" w:after="20"/>
+            </w:pPr>
+            <w:r>
+              <w:t xml:space="preserve">je remplace par « avec »</w:t>
+            </w:r>
+          </w:p>
+        </w:tc>
+      </w:tr>
+      <w:tr>
+        <w:tc>
+          <w:tcPr>
+            <w:tcW w:type="dxa" w:w="696"/>
+          </w:tcPr>
+          <w:p>
+            <w:pPr>
+              <w:spacing w:before="20" w:after="20"/>
+            </w:pPr>
+            <w:r>
+              <w:t xml:space="preserve">H4</w:t>
+            </w:r>
+          </w:p>
+        </w:tc>
+        <w:tc>
+          <w:tcPr>
+            <w:tcW w:type="dxa" w:w="1097"/>
+          </w:tcPr>
+          <w:p>
+            <w:pPr>
+              <w:spacing w:before="20" w:after="20"/>
+            </w:pPr>
+            <w:r>
+              <w:t xml:space="preserve">Orange</w:t>
+            </w:r>
+          </w:p>
+        </w:tc>
+        <w:tc>
+          <w:tcPr>
+            <w:tcW w:type="dxa" w:w="2229"/>
+          </w:tcPr>
+          <w:p>
+            <w:pPr>
+              <w:spacing w:before="20" w:after="20"/>
+            </w:pPr>
+            <w:r>
+              <w:t xml:space="preserve">et, ou, mais</w:t>
+            </w:r>
+          </w:p>
+        </w:tc>
+        <w:tc>
+          <w:tcPr>
+            <w:tcW w:type="dxa" w:w="3097"/>
+          </w:tcPr>
+          <w:p>
+            <w:pPr>
+              <w:spacing w:before="20" w:after="20"/>
+            </w:pPr>
+            <w:r>
+              <w:t xml:space="preserve">donc</w:t>
+            </w:r>
+          </w:p>
+        </w:tc>
+        <w:tc>
+          <w:tcPr>
+            <w:tcW w:type="dxa" w:w="2478"/>
+          </w:tcPr>
+          <w:p>
+            <w:pPr>
+              <w:spacing w:before="20" w:after="20"/>
+            </w:pPr>
+            <w:r>
+              <w:t xml:space="preserve">je remplace par « alors »</w:t>
+            </w:r>
+          </w:p>
+        </w:tc>
+      </w:tr>
+      <w:tr>
+        <w:tc>
+          <w:tcPr>
+            <w:tcW w:type="dxa" w:w="696"/>
+          </w:tcPr>
+          <w:p>
+            <w:pPr>
+              <w:spacing w:before="20" w:after="20"/>
+            </w:pPr>
+            <w:r>
+              <w:t xml:space="preserve">H5</w:t>
+            </w:r>
+          </w:p>
+        </w:tc>
+        <w:tc>
+          <w:tcPr>
+            <w:tcW w:type="dxa" w:w="1097"/>
+          </w:tcPr>
+          <w:p>
+            <w:pPr>
+              <w:spacing w:before="20" w:after="20"/>
+            </w:pPr>
+            <w:r>
+              <w:t xml:space="preserve">Verte</w:t>
+            </w:r>
+          </w:p>
+        </w:tc>
+        <w:tc>
+          <w:tcPr>
+            <w:tcW w:type="dxa" w:w="2229"/>
+          </w:tcPr>
+          <w:p>
+            <w:pPr>
+              <w:spacing w:before="20" w:after="20"/>
+            </w:pPr>
+            <w:r>
+              <w:t xml:space="preserve">la ; c’est</w:t>
+            </w:r>
+          </w:p>
+        </w:tc>
+        <w:tc>
+          <w:tcPr>
+            <w:tcW w:type="dxa" w:w="3097"/>
+          </w:tcPr>
+          <w:p>
+            <w:pPr>
+              <w:spacing w:before="20" w:after="20"/>
+            </w:pPr>
+            <w:r>
+              <w:t xml:space="preserve">dont</w:t>
+            </w:r>
+          </w:p>
+        </w:tc>
+        <w:tc>
+          <w:tcPr>
+            <w:tcW w:type="dxa" w:w="2478"/>
+          </w:tcPr>
+          <w:p>
+            <w:pPr>
+              <w:spacing w:before="20" w:after="20"/>
+            </w:pPr>
+            <w:r>
+              <w:t xml:space="preserve">dont = de + le nom (je parle de ce livre)</w:t>
+            </w:r>
+          </w:p>
+        </w:tc>
+      </w:tr>
+      <w:tr>
+        <w:tc>
+          <w:tcPr>
+            <w:tcW w:type="dxa" w:w="696"/>
+          </w:tcPr>
+          <w:p>
+            <w:pPr>
+              <w:spacing w:before="20" w:after="20"/>
+            </w:pPr>
+            <w:r>
+              <w:t xml:space="preserve">H6</w:t>
+            </w:r>
+          </w:p>
+        </w:tc>
+        <w:tc>
+          <w:tcPr>
+            <w:tcW w:type="dxa" w:w="1097"/>
+          </w:tcPr>
+          <w:p>
+            <w:pPr>
+              <w:spacing w:before="20" w:after="20"/>
+            </w:pPr>
+            <w:r>
+              <w:t xml:space="preserve">Bleue</w:t>
+            </w:r>
+          </w:p>
+        </w:tc>
+        <w:tc>
+          <w:tcPr>
+            <w:tcW w:type="dxa" w:w="2229"/>
+          </w:tcPr>
+          <w:p>
+            <w:pPr>
+              <w:spacing w:before="20" w:after="20"/>
+            </w:pPr>
+            <w:r>
+              <w:t xml:space="preserve">son, ses, mes</w:t>
+            </w:r>
+          </w:p>
+        </w:tc>
+        <w:tc>
+          <w:tcPr>
+            <w:tcW w:type="dxa" w:w="3097"/>
+          </w:tcPr>
+          <w:p>
+            <w:pPr>
+              <w:spacing w:before="20" w:after="20"/>
+            </w:pPr>
+            <w:r>
+              <w:t xml:space="preserve">quel(s), quelle(s)</w:t>
+            </w:r>
+          </w:p>
+        </w:tc>
+        <w:tc>
+          <w:tcPr>
+            <w:tcW w:type="dxa" w:w="2478"/>
+          </w:tcPr>
+          <w:p>
+            <w:pPr>
+              <w:spacing w:before="20" w:after="20"/>
+            </w:pPr>
+            <w:r>
+              <w:t xml:space="preserve">il s’accorde avec le nom</w:t>
+            </w:r>
+          </w:p>
+        </w:tc>
+      </w:tr>
+      <w:tr>
+        <w:tc>
+          <w:tcPr>
+            <w:tcW w:type="dxa" w:w="696"/>
+          </w:tcPr>
+          <w:p>
+            <w:pPr>
+              <w:spacing w:before="20" w:after="20"/>
+            </w:pPr>
+            <w:r>
+              <w:t xml:space="preserve">H7</w:t>
+            </w:r>
+          </w:p>
+        </w:tc>
+        <w:tc>
+          <w:tcPr>
+            <w:tcW w:type="dxa" w:w="1097"/>
+          </w:tcPr>
+          <w:p>
+            <w:pPr>
+              <w:spacing w:before="20" w:after="20"/>
+            </w:pPr>
+            <w:r>
+              <w:t xml:space="preserve">Violette</w:t>
+            </w:r>
+          </w:p>
+        </w:tc>
+        <w:tc>
+          <w:tcPr>
+            <w:tcW w:type="dxa" w:w="2229"/>
+          </w:tcPr>
+          <w:p>
+            <w:pPr>
+              <w:spacing w:before="20" w:after="20"/>
+            </w:pPr>
+            <w:r>
+              <w:t xml:space="preserve">se ; s’est</w:t>
+            </w:r>
+          </w:p>
+        </w:tc>
+        <w:tc>
+          <w:tcPr>
+            <w:tcW w:type="dxa" w:w="3097"/>
+          </w:tcPr>
+          <w:p>
+            <w:pPr>
+              <w:spacing w:before="20" w:after="20"/>
+            </w:pPr>
+            <w:r>
+              <w:t xml:space="preserve">s’en</w:t>
+            </w:r>
+          </w:p>
+        </w:tc>
+        <w:tc>
+          <w:tcPr>
+            <w:tcW w:type="dxa" w:w="2478"/>
+          </w:tcPr>
+          <w:p>
+            <w:pPr>
+              <w:spacing w:before="20" w:after="20"/>
+            </w:pPr>
+            <w:r>
+              <w:t xml:space="preserve">je change de personne : je m’en vais</w:t>
+            </w:r>
+          </w:p>
+        </w:tc>
+      </w:tr>
+      <w:tr>
+        <w:tc>
+          <w:tcPr>
+            <w:tcW w:type="dxa" w:w="696"/>
+          </w:tcPr>
+          <w:p>
+            <w:pPr>
+              <w:spacing w:before="20" w:after="20"/>
+            </w:pPr>
+            <w:r>
+              <w:t xml:space="preserve">H8</w:t>
+            </w:r>
+          </w:p>
+        </w:tc>
+        <w:tc>
+          <w:tcPr>
+            <w:tcW w:type="dxa" w:w="1097"/>
+          </w:tcPr>
+          <w:p>
+            <w:pPr>
+              <w:spacing w:before="20" w:after="20"/>
+            </w:pPr>
+            <w:r>
+              <w:t xml:space="preserve">Marron</w:t>
+            </w:r>
+          </w:p>
+        </w:tc>
+        <w:tc>
+          <w:tcPr>
+            <w:tcW w:type="dxa" w:w="2229"/>
+          </w:tcPr>
+          <w:p>
+            <w:pPr>
+              <w:spacing w:before="20" w:after="20"/>
+            </w:pPr>
+            <w:r>
+              <w:t xml:space="preserve">Transfert en dictée et en écriture</w:t>
+            </w:r>
+          </w:p>
+        </w:tc>
+        <w:tc>
+          <w:tcPr>
+            <w:tcW w:type="dxa" w:w="3097"/>
+          </w:tcPr>
+          <w:p>
+            <w:pPr>
+              <w:spacing w:before="20" w:after="20"/>
+            </w:pPr>
+            <w:r>
+              <w:t xml:space="preserve">Les paires du CM2 : sans / s’en, donc / dont, quel / qu’elle</w:t>
+            </w:r>
+          </w:p>
+        </w:tc>
+        <w:tc>
+          <w:tcPr>
+            <w:tcW w:type="dxa" w:w="2478"/>
+          </w:tcPr>
+          <w:p>
+            <w:pPr>
+              <w:spacing w:before="20" w:after="20"/>
+            </w:pPr>
+            <w:r>
+              <w:t xml:space="preserve">toutes les preuves</w:t>
+            </w:r>
+          </w:p>
+        </w:tc>
+      </w:tr>
+    </w:tbl>
+    <w:p/>
+    <w:p>
+      <w:pPr>
+        <w:pStyle w:val="BodyText"/>
+      </w:pPr>
+      <w:r>
+        <w:t xml:space="preserve">Règle des jumeaux respectée : chaque mot ajouté et son jumeau sont dans deux ceintures différentes (sans en H3, s’en en H7 ; donc en H4, dont en H5 ; quel en H6, qu’elle en H2). Les paires ne se retrouvent qu’en H8.</w:t>
+      </w:r>
+    </w:p>
+    <w:p>
+      <w:pPr>
+        <w:pStyle w:val="BodyText"/>
+      </w:pPr>
+      <w:r>
+        <w:t xml:space="preserve">L’ancien cahier CM2 prévoyait une ceinture H9 (dont, qu’elle) après H8 : ces mots sont désormais placés en H5 et en H2, pour que la ceinture de transfert H8 reprenne toutes les paires.</w:t>
+      </w:r>
+    </w:p>
+    <w:p>
+      <w:pPr>
+        <w:pStyle w:val="BodyText"/>
+      </w:pPr>
+      <w:r>
+        <w:t xml:space="preserve">Point de vigilance : donc (H4) et dont (H5) sont tous deux en période 4 ; valider H4 avant de commencer H5.</w:t>
+      </w:r>
     </w:p>
     <w:sectPr>
       <w:type w:val="nextPage"/>

--- a/Documents explicatifs des dispositifs/Dispositif1bis_Homophones_CM1.docx
+++ b/Documents explicatifs des dispositifs/Dispositif1bis_Homophones_CM1.docx
@@ -1868,7 +1868,7 @@
         <w:t xml:space="preserve">Parcours</w:t>
       </w:r>
       <w:r>
-        <w:t xml:space="preserve"> : inchangé (Structure des ceintures) ; test ciblé A/B/C, réussite 6/6. Proposition : pour le CM2, 3 items sur le tronc commun et 3 items sur l’ajout CM2.</w:t>
+        <w:t xml:space="preserve"> : inchangé (Structure des ceintures) ; test ciblé A/B/C, réussite 6/6. Pour le CM2, chaque version du test compte 3 items sur le tronc commun et 3 items sur l’ajout CM2.</w:t>
       </w:r>
     </w:p>
     <w:p>

--- a/Documents explicatifs des dispositifs/Dispositif1bis_Homophones_CM1.docx
+++ b/Documents explicatifs des dispositifs/Dispositif1bis_Homophones_CM1.docx
@@ -2569,6 +2569,782 @@
       </w:pPr>
       <w:r>
         <w:t xml:space="preserve">Point de vigilance : donc (H4) et dont (H5) sont tous deux en période 4 ; valider H4 avant de commencer H5.</w:t>
+      </w:r>
+    </w:p>
+    <w:p>
+      <w:pPr>
+        <w:pStyle w:val="Heading1"/>
+      </w:pPr>
+      <w:r>
+        <w:t xml:space="preserve">En CE2 : les mêmes ceintures, en plus simple</w:t>
+      </w:r>
+    </w:p>
+    <w:p>
+      <w:pPr>
+        <w:pStyle w:val="BodyText"/>
+      </w:pPr>
+      <w:r>
+        <w:t xml:space="preserve">Depuis octobre 2026, chaque ceinture CE2 porte le même numéro, la même couleur et la même notion qu’en CM1 et en CM2, dans une version plus simple, conforme au programme de français du cycle 2 (2025). En classe à plusieurs niveaux, l’observation et la trace écrite sont communes ; le CE2 s’arrête au tronc commun.</w:t>
+      </w:r>
+    </w:p>
+    <w:p>
+      <w:pPr>
+        <w:pStyle w:val="BodyText"/>
+        <w:numPr>
+          <w:ilvl w:val="0"/>
+          <w:numId w:val="1"/>
+        </w:numPr>
+        <w:spacing w:after="60"/>
+      </w:pPr>
+      <w:r>
+        <w:rPr>
+          <w:b/>
+          <w:bCs/>
+        </w:rPr>
+        <w:t xml:space="preserve">Trace écrite</w:t>
+      </w:r>
+      <w:r>
+        <w:t xml:space="preserve"> : la carte mentale est la même ; un encadré « Au CE2, je retiens » dit ce que le CE2 doit savoir (page interactive et impression).</w:t>
+      </w:r>
+    </w:p>
+    <w:p>
+      <w:pPr>
+        <w:pStyle w:val="BodyText"/>
+        <w:numPr>
+          <w:ilvl w:val="0"/>
+          <w:numId w:val="1"/>
+        </w:numPr>
+        <w:spacing w:after="60"/>
+      </w:pPr>
+      <w:r>
+        <w:rPr>
+          <w:b/>
+          <w:bCs/>
+        </w:rPr>
+        <w:t xml:space="preserve">Page interactive</w:t>
+      </w:r>
+      <w:r>
+        <w:t xml:space="preserve"> : bouton « CE2 » du sommaire ; les écrans trop difficiles sont retirés, les écrans propres au CE2 portent l’étiquette « CE2 ».</w:t>
+      </w:r>
+    </w:p>
+    <w:p>
+      <w:pPr>
+        <w:pStyle w:val="BodyText"/>
+        <w:numPr>
+          <w:ilvl w:val="0"/>
+          <w:numId w:val="1"/>
+        </w:numPr>
+        <w:spacing w:after="60"/>
+      </w:pPr>
+      <w:r>
+        <w:rPr>
+          <w:b/>
+          <w:bCs/>
+        </w:rPr>
+        <w:t xml:space="preserve">Parcours</w:t>
+      </w:r>
+      <w:r>
+        <w:t xml:space="preserve"> : inchangé (Structure des ceintures) ; test ciblé A/B/C, 6 items sur le contenu CE2, réussite 6/6.</w:t>
+      </w:r>
+    </w:p>
+    <w:p>
+      <w:pPr>
+        <w:pStyle w:val="BodyText"/>
+        <w:numPr>
+          <w:ilvl w:val="0"/>
+          <w:numId w:val="1"/>
+        </w:numPr>
+        <w:spacing w:after="60"/>
+      </w:pPr>
+      <w:r>
+        <w:rPr>
+          <w:b/>
+          <w:bCs/>
+        </w:rPr>
+        <w:t xml:space="preserve">Cahier de progrès</w:t>
+      </w:r>
+      <w:r>
+        <w:t xml:space="preserve"> : parcours A des fiches CE2-CM1-CM2, renuméroté sur le CM1.</w:t>
+      </w:r>
+    </w:p>
+    <w:p>
+      <w:pPr>
+        <w:pStyle w:val="BodyText"/>
+      </w:pPr>
+      <w:r>
+        <w:t xml:space="preserve">Au CE2, chaque ceinture ne travaille qu’un seul mot. Le jumeau n’y apparaît jamais : l’élève reconnaît le mot, le prouve par une manipulation et l’écrit correctement. Les paires ne se retrouvent qu’en H8.</w:t>
+      </w:r>
+    </w:p>
+    <w:tbl>
+      <w:tblPr>
+        <w:tblW w:type="dxa" w:w="9600"/>
+        <w:tblBorders>
+          <w:top w:val="single" w:color="auto" w:sz="4"/>
+          <w:left w:val="single" w:color="auto" w:sz="4"/>
+          <w:bottom w:val="single" w:color="auto" w:sz="4"/>
+          <w:right w:val="single" w:color="auto" w:sz="4"/>
+          <w:insideH w:val="single" w:color="auto" w:sz="4"/>
+          <w:insideV w:val="single" w:color="auto" w:sz="4"/>
+        </w:tblBorders>
+        <w:tblCellMar>
+          <w:left w:w="80" w:type="dxa"/>
+          <w:right w:w="80" w:type="dxa"/>
+        </w:tblCellMar>
+      </w:tblPr>
+      <w:tblGrid>
+        <w:gridCol w:w="745"/>
+        <w:gridCol w:w="1174"/>
+        <w:gridCol w:w="2941"/>
+        <w:gridCol w:w="2763"/>
+        <w:gridCol w:w="1974"/>
+      </w:tblGrid>
+      <w:tr>
+        <w:trPr>
+          <w:tblHeader/>
+        </w:trPr>
+        <w:tc>
+          <w:tcPr>
+            <w:tcW w:type="dxa" w:w="745"/>
+            <w:shd w:fill="D9E2F3" w:val="clear"/>
+          </w:tcPr>
+          <w:p>
+            <w:pPr>
+              <w:spacing w:before="20" w:after="20"/>
+            </w:pPr>
+            <w:r>
+              <w:rPr>
+                <w:b/>
+                <w:bCs/>
+              </w:rPr>
+              <w:t xml:space="preserve">N°</w:t>
+            </w:r>
+          </w:p>
+        </w:tc>
+        <w:tc>
+          <w:tcPr>
+            <w:tcW w:type="dxa" w:w="1174"/>
+            <w:shd w:fill="D9E2F3" w:val="clear"/>
+          </w:tcPr>
+          <w:p>
+            <w:pPr>
+              <w:spacing w:before="20" w:after="20"/>
+            </w:pPr>
+            <w:r>
+              <w:rPr>
+                <w:b/>
+                <w:bCs/>
+              </w:rPr>
+              <w:t xml:space="preserve">Couleur</w:t>
+            </w:r>
+          </w:p>
+        </w:tc>
+        <w:tc>
+          <w:tcPr>
+            <w:tcW w:type="dxa" w:w="2941"/>
+            <w:shd w:fill="D9E2F3" w:val="clear"/>
+          </w:tcPr>
+          <w:p>
+            <w:pPr>
+              <w:spacing w:before="20" w:after="20"/>
+            </w:pPr>
+            <w:r>
+              <w:rPr>
+                <w:b/>
+                <w:bCs/>
+              </w:rPr>
+              <w:t xml:space="preserve">Au CE2</w:t>
+            </w:r>
+          </w:p>
+        </w:tc>
+        <w:tc>
+          <w:tcPr>
+            <w:tcW w:type="dxa" w:w="2763"/>
+            <w:shd w:fill="D9E2F3" w:val="clear"/>
+          </w:tcPr>
+          <w:p>
+            <w:pPr>
+              <w:spacing w:before="20" w:after="20"/>
+            </w:pPr>
+            <w:r>
+              <w:rPr>
+                <w:b/>
+                <w:bCs/>
+              </w:rPr>
+              <w:t xml:space="preserve">Preuve</w:t>
+            </w:r>
+          </w:p>
+        </w:tc>
+        <w:tc>
+          <w:tcPr>
+            <w:tcW w:type="dxa" w:w="1974"/>
+            <w:shd w:fill="D9E2F3" w:val="clear"/>
+          </w:tcPr>
+          <w:p>
+            <w:pPr>
+              <w:spacing w:before="20" w:after="20"/>
+            </w:pPr>
+            <w:r>
+              <w:rPr>
+                <w:b/>
+                <w:bCs/>
+              </w:rPr>
+              <w:t xml:space="preserve">Ce que le CM1 ajoute</w:t>
+            </w:r>
+          </w:p>
+        </w:tc>
+      </w:tr>
+      <w:tr>
+        <w:tc>
+          <w:tcPr>
+            <w:tcW w:type="dxa" w:w="745"/>
+          </w:tcPr>
+          <w:p>
+            <w:pPr>
+              <w:spacing w:before="20" w:after="20"/>
+            </w:pPr>
+            <w:r>
+              <w:t xml:space="preserve">H1</w:t>
+            </w:r>
+          </w:p>
+        </w:tc>
+        <w:tc>
+          <w:tcPr>
+            <w:tcW w:type="dxa" w:w="1174"/>
+          </w:tcPr>
+          <w:p>
+            <w:pPr>
+              <w:spacing w:before="20" w:after="20"/>
+            </w:pPr>
+            <w:r>
+              <w:t xml:space="preserve">Blanche</w:t>
+            </w:r>
+          </w:p>
+        </w:tc>
+        <w:tc>
+          <w:tcPr>
+            <w:tcW w:type="dxa" w:w="2941"/>
+          </w:tcPr>
+          <w:p>
+            <w:pPr>
+              <w:spacing w:before="20" w:after="20"/>
+            </w:pPr>
+            <w:r>
+              <w:t xml:space="preserve">ai, as, a, ont, es, est, sont</w:t>
+            </w:r>
+          </w:p>
+        </w:tc>
+        <w:tc>
+          <w:tcPr>
+            <w:tcW w:type="dxa" w:w="2763"/>
+          </w:tcPr>
+          <w:p>
+            <w:pPr>
+              <w:spacing w:before="20" w:after="20"/>
+            </w:pPr>
+            <w:r>
+              <w:t xml:space="preserve">avec « hier » : avait, était</w:t>
+            </w:r>
+          </w:p>
+        </w:tc>
+        <w:tc>
+          <w:tcPr>
+            <w:tcW w:type="dxa" w:w="1974"/>
+          </w:tcPr>
+          <w:p>
+            <w:pPr>
+              <w:spacing w:before="20" w:after="20"/>
+            </w:pPr>
+            <w:r>
+              <w:t xml:space="preserve">—</w:t>
+            </w:r>
+          </w:p>
+        </w:tc>
+      </w:tr>
+      <w:tr>
+        <w:tc>
+          <w:tcPr>
+            <w:tcW w:type="dxa" w:w="745"/>
+          </w:tcPr>
+          <w:p>
+            <w:pPr>
+              <w:spacing w:before="20" w:after="20"/>
+            </w:pPr>
+            <w:r>
+              <w:t xml:space="preserve">H2</w:t>
+            </w:r>
+          </w:p>
+        </w:tc>
+        <w:tc>
+          <w:tcPr>
+            <w:tcW w:type="dxa" w:w="1174"/>
+          </w:tcPr>
+          <w:p>
+            <w:pPr>
+              <w:spacing w:before="20" w:after="20"/>
+            </w:pPr>
+            <w:r>
+              <w:t xml:space="preserve">Rose</w:t>
+            </w:r>
+          </w:p>
+        </w:tc>
+        <w:tc>
+          <w:tcPr>
+            <w:tcW w:type="dxa" w:w="2941"/>
+          </w:tcPr>
+          <w:p>
+            <w:pPr>
+              <w:spacing w:before="20" w:after="20"/>
+            </w:pPr>
+            <w:r>
+              <w:t xml:space="preserve">on</w:t>
+            </w:r>
+          </w:p>
+        </w:tc>
+        <w:tc>
+          <w:tcPr>
+            <w:tcW w:type="dxa" w:w="2763"/>
+          </w:tcPr>
+          <w:p>
+            <w:pPr>
+              <w:spacing w:before="20" w:after="20"/>
+            </w:pPr>
+            <w:r>
+              <w:t xml:space="preserve">je remplace par « il »</w:t>
+            </w:r>
+          </w:p>
+        </w:tc>
+        <w:tc>
+          <w:tcPr>
+            <w:tcW w:type="dxa" w:w="1974"/>
+          </w:tcPr>
+          <w:p>
+            <w:pPr>
+              <w:spacing w:before="20" w:after="20"/>
+            </w:pPr>
+            <w:r>
+              <w:t xml:space="preserve">là, où</w:t>
+            </w:r>
+          </w:p>
+        </w:tc>
+      </w:tr>
+      <w:tr>
+        <w:tc>
+          <w:tcPr>
+            <w:tcW w:type="dxa" w:w="745"/>
+          </w:tcPr>
+          <w:p>
+            <w:pPr>
+              <w:spacing w:before="20" w:after="20"/>
+            </w:pPr>
+            <w:r>
+              <w:t xml:space="preserve">H3</w:t>
+            </w:r>
+          </w:p>
+        </w:tc>
+        <w:tc>
+          <w:tcPr>
+            <w:tcW w:type="dxa" w:w="1174"/>
+          </w:tcPr>
+          <w:p>
+            <w:pPr>
+              <w:spacing w:before="20" w:after="20"/>
+            </w:pPr>
+            <w:r>
+              <w:t xml:space="preserve">Jaune</w:t>
+            </w:r>
+          </w:p>
+        </w:tc>
+        <w:tc>
+          <w:tcPr>
+            <w:tcW w:type="dxa" w:w="2941"/>
+          </w:tcPr>
+          <w:p>
+            <w:pPr>
+              <w:spacing w:before="20" w:after="20"/>
+            </w:pPr>
+            <w:r>
+              <w:t xml:space="preserve">à</w:t>
+            </w:r>
+          </w:p>
+        </w:tc>
+        <w:tc>
+          <w:tcPr>
+            <w:tcW w:type="dxa" w:w="2763"/>
+          </w:tcPr>
+          <w:p>
+            <w:pPr>
+              <w:spacing w:before="20" w:after="20"/>
+            </w:pPr>
+            <w:r>
+              <w:t xml:space="preserve">il ne change pas ; devant un lieu, un moment</w:t>
+            </w:r>
+          </w:p>
+        </w:tc>
+        <w:tc>
+          <w:tcPr>
+            <w:tcW w:type="dxa" w:w="1974"/>
+          </w:tcPr>
+          <w:p>
+            <w:pPr>
+              <w:spacing w:before="20" w:after="20"/>
+            </w:pPr>
+            <w:r>
+              <w:t xml:space="preserve">ce, cet, cette, ces</w:t>
+            </w:r>
+          </w:p>
+        </w:tc>
+      </w:tr>
+      <w:tr>
+        <w:tc>
+          <w:tcPr>
+            <w:tcW w:type="dxa" w:w="745"/>
+          </w:tcPr>
+          <w:p>
+            <w:pPr>
+              <w:spacing w:before="20" w:after="20"/>
+            </w:pPr>
+            <w:r>
+              <w:t xml:space="preserve">H4</w:t>
+            </w:r>
+          </w:p>
+        </w:tc>
+        <w:tc>
+          <w:tcPr>
+            <w:tcW w:type="dxa" w:w="1174"/>
+          </w:tcPr>
+          <w:p>
+            <w:pPr>
+              <w:spacing w:before="20" w:after="20"/>
+            </w:pPr>
+            <w:r>
+              <w:t xml:space="preserve">Orange</w:t>
+            </w:r>
+          </w:p>
+        </w:tc>
+        <w:tc>
+          <w:tcPr>
+            <w:tcW w:type="dxa" w:w="2941"/>
+          </w:tcPr>
+          <w:p>
+            <w:pPr>
+              <w:spacing w:before="20" w:after="20"/>
+            </w:pPr>
+            <w:r>
+              <w:t xml:space="preserve">et</w:t>
+            </w:r>
+          </w:p>
+        </w:tc>
+        <w:tc>
+          <w:tcPr>
+            <w:tcW w:type="dxa" w:w="2763"/>
+          </w:tcPr>
+          <w:p>
+            <w:pPr>
+              <w:spacing w:before="20" w:after="20"/>
+            </w:pPr>
+            <w:r>
+              <w:t xml:space="preserve">je peux dire « et puis »</w:t>
+            </w:r>
+          </w:p>
+        </w:tc>
+        <w:tc>
+          <w:tcPr>
+            <w:tcW w:type="dxa" w:w="1974"/>
+          </w:tcPr>
+          <w:p>
+            <w:pPr>
+              <w:spacing w:before="20" w:after="20"/>
+            </w:pPr>
+            <w:r>
+              <w:t xml:space="preserve">ou, mais</w:t>
+            </w:r>
+          </w:p>
+        </w:tc>
+      </w:tr>
+      <w:tr>
+        <w:tc>
+          <w:tcPr>
+            <w:tcW w:type="dxa" w:w="745"/>
+          </w:tcPr>
+          <w:p>
+            <w:pPr>
+              <w:spacing w:before="20" w:after="20"/>
+            </w:pPr>
+            <w:r>
+              <w:t xml:space="preserve">H5</w:t>
+            </w:r>
+          </w:p>
+        </w:tc>
+        <w:tc>
+          <w:tcPr>
+            <w:tcW w:type="dxa" w:w="1174"/>
+          </w:tcPr>
+          <w:p>
+            <w:pPr>
+              <w:spacing w:before="20" w:after="20"/>
+            </w:pPr>
+            <w:r>
+              <w:t xml:space="preserve">Verte</w:t>
+            </w:r>
+          </w:p>
+        </w:tc>
+        <w:tc>
+          <w:tcPr>
+            <w:tcW w:type="dxa" w:w="2941"/>
+          </w:tcPr>
+          <w:p>
+            <w:pPr>
+              <w:spacing w:before="20" w:after="20"/>
+            </w:pPr>
+            <w:r>
+              <w:t xml:space="preserve">c’est</w:t>
+            </w:r>
+          </w:p>
+        </w:tc>
+        <w:tc>
+          <w:tcPr>
+            <w:tcW w:type="dxa" w:w="2763"/>
+          </w:tcPr>
+          <w:p>
+            <w:pPr>
+              <w:spacing w:before="20" w:after="20"/>
+            </w:pPr>
+            <w:r>
+              <w:t xml:space="preserve">je dis « c’était » ; ce n’est pas</w:t>
+            </w:r>
+          </w:p>
+        </w:tc>
+        <w:tc>
+          <w:tcPr>
+            <w:tcW w:type="dxa" w:w="1974"/>
+          </w:tcPr>
+          <w:p>
+            <w:pPr>
+              <w:spacing w:before="20" w:after="20"/>
+            </w:pPr>
+            <w:r>
+              <w:t xml:space="preserve">la</w:t>
+            </w:r>
+          </w:p>
+        </w:tc>
+      </w:tr>
+      <w:tr>
+        <w:tc>
+          <w:tcPr>
+            <w:tcW w:type="dxa" w:w="745"/>
+          </w:tcPr>
+          <w:p>
+            <w:pPr>
+              <w:spacing w:before="20" w:after="20"/>
+            </w:pPr>
+            <w:r>
+              <w:t xml:space="preserve">H6</w:t>
+            </w:r>
+          </w:p>
+        </w:tc>
+        <w:tc>
+          <w:tcPr>
+            <w:tcW w:type="dxa" w:w="1174"/>
+          </w:tcPr>
+          <w:p>
+            <w:pPr>
+              <w:spacing w:before="20" w:after="20"/>
+            </w:pPr>
+            <w:r>
+              <w:t xml:space="preserve">Bleue</w:t>
+            </w:r>
+          </w:p>
+        </w:tc>
+        <w:tc>
+          <w:tcPr>
+            <w:tcW w:type="dxa" w:w="2941"/>
+          </w:tcPr>
+          <w:p>
+            <w:pPr>
+              <w:spacing w:before="20" w:after="20"/>
+            </w:pPr>
+            <w:r>
+              <w:t xml:space="preserve">son</w:t>
+            </w:r>
+          </w:p>
+        </w:tc>
+        <w:tc>
+          <w:tcPr>
+            <w:tcW w:type="dxa" w:w="2763"/>
+          </w:tcPr>
+          <w:p>
+            <w:pPr>
+              <w:spacing w:before="20" w:after="20"/>
+            </w:pPr>
+            <w:r>
+              <w:t xml:space="preserve">je dis « mon » ; au pluriel « ses »</w:t>
+            </w:r>
+          </w:p>
+        </w:tc>
+        <w:tc>
+          <w:tcPr>
+            <w:tcW w:type="dxa" w:w="1974"/>
+          </w:tcPr>
+          <w:p>
+            <w:pPr>
+              <w:spacing w:before="20" w:after="20"/>
+            </w:pPr>
+            <w:r>
+              <w:t xml:space="preserve">ses, mes</w:t>
+            </w:r>
+          </w:p>
+        </w:tc>
+      </w:tr>
+      <w:tr>
+        <w:tc>
+          <w:tcPr>
+            <w:tcW w:type="dxa" w:w="745"/>
+          </w:tcPr>
+          <w:p>
+            <w:pPr>
+              <w:spacing w:before="20" w:after="20"/>
+            </w:pPr>
+            <w:r>
+              <w:t xml:space="preserve">H7</w:t>
+            </w:r>
+          </w:p>
+        </w:tc>
+        <w:tc>
+          <w:tcPr>
+            <w:tcW w:type="dxa" w:w="1174"/>
+          </w:tcPr>
+          <w:p>
+            <w:pPr>
+              <w:spacing w:before="20" w:after="20"/>
+            </w:pPr>
+            <w:r>
+              <w:t xml:space="preserve">Violette</w:t>
+            </w:r>
+          </w:p>
+        </w:tc>
+        <w:tc>
+          <w:tcPr>
+            <w:tcW w:type="dxa" w:w="2941"/>
+          </w:tcPr>
+          <w:p>
+            <w:pPr>
+              <w:spacing w:before="20" w:after="20"/>
+            </w:pPr>
+            <w:r>
+              <w:t xml:space="preserve">— (pas au CE2)</w:t>
+            </w:r>
+          </w:p>
+        </w:tc>
+        <w:tc>
+          <w:tcPr>
+            <w:tcW w:type="dxa" w:w="2763"/>
+          </w:tcPr>
+          <w:p>
+            <w:pPr>
+              <w:spacing w:before="20" w:after="20"/>
+            </w:pPr>
+            <w:r>
+              <w:t xml:space="preserve">—</w:t>
+            </w:r>
+          </w:p>
+        </w:tc>
+        <w:tc>
+          <w:tcPr>
+            <w:tcW w:type="dxa" w:w="1974"/>
+          </w:tcPr>
+          <w:p>
+            <w:pPr>
+              <w:spacing w:before="20" w:after="20"/>
+            </w:pPr>
+            <w:r>
+              <w:t xml:space="preserve">se, s’est</w:t>
+            </w:r>
+          </w:p>
+        </w:tc>
+      </w:tr>
+      <w:tr>
+        <w:tc>
+          <w:tcPr>
+            <w:tcW w:type="dxa" w:w="745"/>
+          </w:tcPr>
+          <w:p>
+            <w:pPr>
+              <w:spacing w:before="20" w:after="20"/>
+            </w:pPr>
+            <w:r>
+              <w:t xml:space="preserve">H8</w:t>
+            </w:r>
+          </w:p>
+        </w:tc>
+        <w:tc>
+          <w:tcPr>
+            <w:tcW w:type="dxa" w:w="1174"/>
+          </w:tcPr>
+          <w:p>
+            <w:pPr>
+              <w:spacing w:before="20" w:after="20"/>
+            </w:pPr>
+            <w:r>
+              <w:t xml:space="preserve">Marron</w:t>
+            </w:r>
+          </w:p>
+        </w:tc>
+        <w:tc>
+          <w:tcPr>
+            <w:tcW w:type="dxa" w:w="2941"/>
+          </w:tcPr>
+          <w:p>
+            <w:pPr>
+              <w:spacing w:before="20" w:after="20"/>
+            </w:pPr>
+            <w:r>
+              <w:t xml:space="preserve">Transfert : a / à, ont / on, est / et, sont / son</w:t>
+            </w:r>
+          </w:p>
+        </w:tc>
+        <w:tc>
+          <w:tcPr>
+            <w:tcW w:type="dxa" w:w="2763"/>
+          </w:tcPr>
+          <w:p>
+            <w:pPr>
+              <w:spacing w:before="20" w:after="20"/>
+            </w:pPr>
+            <w:r>
+              <w:t xml:space="preserve">toutes les preuves du CE2</w:t>
+            </w:r>
+          </w:p>
+        </w:tc>
+        <w:tc>
+          <w:tcPr>
+            <w:tcW w:type="dxa" w:w="1974"/>
+          </w:tcPr>
+          <w:p>
+            <w:pPr>
+              <w:spacing w:before="20" w:after="20"/>
+            </w:pPr>
+            <w:r>
+              <w:t xml:space="preserve">toutes les paires du CM1</w:t>
+            </w:r>
+          </w:p>
+        </w:tc>
+      </w:tr>
+    </w:tbl>
+    <w:p/>
+    <w:p>
+      <w:pPr>
+        <w:pStyle w:val="BodyText"/>
+      </w:pPr>
+      <w:r>
+        <w:t xml:space="preserve">Types d’exercices pour un seul mot : je repère le mot dans un texte ; je prouve (remplacer, changer le temps ou le nombre) ; je comprends le mot (c’est = cela est) ; j’écris la bonne forme (C’est, pas Cest) ; je transforme (forme négative) ; j’écris une phrase avec le mot.</w:t>
+      </w:r>
+    </w:p>
+    <w:p>
+      <w:pPr>
+        <w:pStyle w:val="BodyText"/>
+      </w:pPr>
+      <w:r>
+        <w:t xml:space="preserve">c’est n’a pas de jumeau au CE2 (s’est n’y est pas étudié) : en H8, il revient dans les dictées.</w:t>
       </w:r>
     </w:p>
     <w:sectPr>

--- a/Documents explicatifs des dispositifs/Dispositif1bis_Homophones_CM1.docx
+++ b/Documents explicatifs des dispositifs/Dispositif1bis_Homophones_CM1.docx
@@ -2584,767 +2584,15 @@
         <w:pStyle w:val="BodyText"/>
       </w:pPr>
       <w:r>
-        <w:t xml:space="preserve">Depuis octobre 2026, chaque ceinture CE2 porte le même numéro, la même couleur et la même notion qu’en CM1 et en CM2, dans une version plus simple, conforme au programme de français du cycle 2 (2025). En classe à plusieurs niveaux, l’observation et la trace écrite sont communes ; le CE2 s’arrête au tronc commun.</w:t>
+        <w:t xml:space="preserve">Pas de ceintures d’homophones au CE2 : le programme de français du cycle 2 (2025) ne les prévoit pas (décision d’octobre 2026). Les homophones grammaticaux commencent au CM1, avec H1.</w:t>
       </w:r>
     </w:p>
     <w:p>
       <w:pPr>
         <w:pStyle w:val="BodyText"/>
-        <w:numPr>
-          <w:ilvl w:val="0"/>
-          <w:numId w:val="1"/>
-        </w:numPr>
-        <w:spacing w:after="60"/>
-      </w:pPr>
-      <w:r>
-        <w:rPr>
-          <w:b/>
-          <w:bCs/>
-        </w:rPr>
-        <w:t xml:space="preserve">Trace écrite</w:t>
-      </w:r>
-      <w:r>
-        <w:t xml:space="preserve"> : la carte mentale est la même ; un encadré « Au CE2, je retiens » dit ce que le CE2 doit savoir (page interactive et impression).</w:t>
-      </w:r>
-    </w:p>
-    <w:p>
-      <w:pPr>
-        <w:pStyle w:val="BodyText"/>
-        <w:numPr>
-          <w:ilvl w:val="0"/>
-          <w:numId w:val="1"/>
-        </w:numPr>
-        <w:spacing w:after="60"/>
-      </w:pPr>
-      <w:r>
-        <w:rPr>
-          <w:b/>
-          <w:bCs/>
-        </w:rPr>
-        <w:t xml:space="preserve">Page interactive</w:t>
-      </w:r>
-      <w:r>
-        <w:t xml:space="preserve"> : bouton « CE2 » du sommaire ; les écrans trop difficiles sont retirés, les écrans propres au CE2 portent l’étiquette « CE2 ».</w:t>
-      </w:r>
-    </w:p>
-    <w:p>
-      <w:pPr>
-        <w:pStyle w:val="BodyText"/>
-        <w:numPr>
-          <w:ilvl w:val="0"/>
-          <w:numId w:val="1"/>
-        </w:numPr>
-        <w:spacing w:after="60"/>
-      </w:pPr>
-      <w:r>
-        <w:rPr>
-          <w:b/>
-          <w:bCs/>
-        </w:rPr>
-        <w:t xml:space="preserve">Parcours</w:t>
-      </w:r>
-      <w:r>
-        <w:t xml:space="preserve"> : inchangé (Structure des ceintures) ; test ciblé A/B/C, 6 items sur le contenu CE2, réussite 6/6.</w:t>
-      </w:r>
-    </w:p>
-    <w:p>
-      <w:pPr>
-        <w:pStyle w:val="BodyText"/>
-        <w:numPr>
-          <w:ilvl w:val="0"/>
-          <w:numId w:val="1"/>
-        </w:numPr>
-        <w:spacing w:after="60"/>
-      </w:pPr>
-      <w:r>
-        <w:rPr>
-          <w:b/>
-          <w:bCs/>
-        </w:rPr>
-        <w:t xml:space="preserve">Cahier de progrès</w:t>
-      </w:r>
-      <w:r>
-        <w:t xml:space="preserve"> : parcours A des fiches CE2-CM1-CM2, renuméroté sur le CM1.</w:t>
-      </w:r>
-    </w:p>
-    <w:p>
-      <w:pPr>
-        <w:pStyle w:val="BodyText"/>
-      </w:pPr>
-      <w:r>
-        <w:t xml:space="preserve">Au CE2, chaque ceinture ne travaille qu’un seul mot. Le jumeau n’y apparaît jamais : l’élève reconnaît le mot, le prouve par une manipulation et l’écrit correctement. Les paires ne se retrouvent qu’en H8.</w:t>
-      </w:r>
-    </w:p>
-    <w:tbl>
-      <w:tblPr>
-        <w:tblW w:type="dxa" w:w="9600"/>
-        <w:tblBorders>
-          <w:top w:val="single" w:color="auto" w:sz="4"/>
-          <w:left w:val="single" w:color="auto" w:sz="4"/>
-          <w:bottom w:val="single" w:color="auto" w:sz="4"/>
-          <w:right w:val="single" w:color="auto" w:sz="4"/>
-          <w:insideH w:val="single" w:color="auto" w:sz="4"/>
-          <w:insideV w:val="single" w:color="auto" w:sz="4"/>
-        </w:tblBorders>
-        <w:tblCellMar>
-          <w:left w:w="80" w:type="dxa"/>
-          <w:right w:w="80" w:type="dxa"/>
-        </w:tblCellMar>
-      </w:tblPr>
-      <w:tblGrid>
-        <w:gridCol w:w="745"/>
-        <w:gridCol w:w="1174"/>
-        <w:gridCol w:w="2941"/>
-        <w:gridCol w:w="2763"/>
-        <w:gridCol w:w="1974"/>
-      </w:tblGrid>
-      <w:tr>
-        <w:trPr>
-          <w:tblHeader/>
-        </w:trPr>
-        <w:tc>
-          <w:tcPr>
-            <w:tcW w:type="dxa" w:w="745"/>
-            <w:shd w:fill="D9E2F3" w:val="clear"/>
-          </w:tcPr>
-          <w:p>
-            <w:pPr>
-              <w:spacing w:before="20" w:after="20"/>
-            </w:pPr>
-            <w:r>
-              <w:rPr>
-                <w:b/>
-                <w:bCs/>
-              </w:rPr>
-              <w:t xml:space="preserve">N°</w:t>
-            </w:r>
-          </w:p>
-        </w:tc>
-        <w:tc>
-          <w:tcPr>
-            <w:tcW w:type="dxa" w:w="1174"/>
-            <w:shd w:fill="D9E2F3" w:val="clear"/>
-          </w:tcPr>
-          <w:p>
-            <w:pPr>
-              <w:spacing w:before="20" w:after="20"/>
-            </w:pPr>
-            <w:r>
-              <w:rPr>
-                <w:b/>
-                <w:bCs/>
-              </w:rPr>
-              <w:t xml:space="preserve">Couleur</w:t>
-            </w:r>
-          </w:p>
-        </w:tc>
-        <w:tc>
-          <w:tcPr>
-            <w:tcW w:type="dxa" w:w="2941"/>
-            <w:shd w:fill="D9E2F3" w:val="clear"/>
-          </w:tcPr>
-          <w:p>
-            <w:pPr>
-              <w:spacing w:before="20" w:after="20"/>
-            </w:pPr>
-            <w:r>
-              <w:rPr>
-                <w:b/>
-                <w:bCs/>
-              </w:rPr>
-              <w:t xml:space="preserve">Au CE2</w:t>
-            </w:r>
-          </w:p>
-        </w:tc>
-        <w:tc>
-          <w:tcPr>
-            <w:tcW w:type="dxa" w:w="2763"/>
-            <w:shd w:fill="D9E2F3" w:val="clear"/>
-          </w:tcPr>
-          <w:p>
-            <w:pPr>
-              <w:spacing w:before="20" w:after="20"/>
-            </w:pPr>
-            <w:r>
-              <w:rPr>
-                <w:b/>
-                <w:bCs/>
-              </w:rPr>
-              <w:t xml:space="preserve">Preuve</w:t>
-            </w:r>
-          </w:p>
-        </w:tc>
-        <w:tc>
-          <w:tcPr>
-            <w:tcW w:type="dxa" w:w="1974"/>
-            <w:shd w:fill="D9E2F3" w:val="clear"/>
-          </w:tcPr>
-          <w:p>
-            <w:pPr>
-              <w:spacing w:before="20" w:after="20"/>
-            </w:pPr>
-            <w:r>
-              <w:rPr>
-                <w:b/>
-                <w:bCs/>
-              </w:rPr>
-              <w:t xml:space="preserve">Ce que le CM1 ajoute</w:t>
-            </w:r>
-          </w:p>
-        </w:tc>
-      </w:tr>
-      <w:tr>
-        <w:tc>
-          <w:tcPr>
-            <w:tcW w:type="dxa" w:w="745"/>
-          </w:tcPr>
-          <w:p>
-            <w:pPr>
-              <w:spacing w:before="20" w:after="20"/>
-            </w:pPr>
-            <w:r>
-              <w:t xml:space="preserve">H1</w:t>
-            </w:r>
-          </w:p>
-        </w:tc>
-        <w:tc>
-          <w:tcPr>
-            <w:tcW w:type="dxa" w:w="1174"/>
-          </w:tcPr>
-          <w:p>
-            <w:pPr>
-              <w:spacing w:before="20" w:after="20"/>
-            </w:pPr>
-            <w:r>
-              <w:t xml:space="preserve">Blanche</w:t>
-            </w:r>
-          </w:p>
-        </w:tc>
-        <w:tc>
-          <w:tcPr>
-            <w:tcW w:type="dxa" w:w="2941"/>
-          </w:tcPr>
-          <w:p>
-            <w:pPr>
-              <w:spacing w:before="20" w:after="20"/>
-            </w:pPr>
-            <w:r>
-              <w:t xml:space="preserve">ai, as, a, ont, es, est, sont</w:t>
-            </w:r>
-          </w:p>
-        </w:tc>
-        <w:tc>
-          <w:tcPr>
-            <w:tcW w:type="dxa" w:w="2763"/>
-          </w:tcPr>
-          <w:p>
-            <w:pPr>
-              <w:spacing w:before="20" w:after="20"/>
-            </w:pPr>
-            <w:r>
-              <w:t xml:space="preserve">avec « hier » : avait, était</w:t>
-            </w:r>
-          </w:p>
-        </w:tc>
-        <w:tc>
-          <w:tcPr>
-            <w:tcW w:type="dxa" w:w="1974"/>
-          </w:tcPr>
-          <w:p>
-            <w:pPr>
-              <w:spacing w:before="20" w:after="20"/>
-            </w:pPr>
-            <w:r>
-              <w:t xml:space="preserve">—</w:t>
-            </w:r>
-          </w:p>
-        </w:tc>
-      </w:tr>
-      <w:tr>
-        <w:tc>
-          <w:tcPr>
-            <w:tcW w:type="dxa" w:w="745"/>
-          </w:tcPr>
-          <w:p>
-            <w:pPr>
-              <w:spacing w:before="20" w:after="20"/>
-            </w:pPr>
-            <w:r>
-              <w:t xml:space="preserve">H2</w:t>
-            </w:r>
-          </w:p>
-        </w:tc>
-        <w:tc>
-          <w:tcPr>
-            <w:tcW w:type="dxa" w:w="1174"/>
-          </w:tcPr>
-          <w:p>
-            <w:pPr>
-              <w:spacing w:before="20" w:after="20"/>
-            </w:pPr>
-            <w:r>
-              <w:t xml:space="preserve">Rose</w:t>
-            </w:r>
-          </w:p>
-        </w:tc>
-        <w:tc>
-          <w:tcPr>
-            <w:tcW w:type="dxa" w:w="2941"/>
-          </w:tcPr>
-          <w:p>
-            <w:pPr>
-              <w:spacing w:before="20" w:after="20"/>
-            </w:pPr>
-            <w:r>
-              <w:t xml:space="preserve">on</w:t>
-            </w:r>
-          </w:p>
-        </w:tc>
-        <w:tc>
-          <w:tcPr>
-            <w:tcW w:type="dxa" w:w="2763"/>
-          </w:tcPr>
-          <w:p>
-            <w:pPr>
-              <w:spacing w:before="20" w:after="20"/>
-            </w:pPr>
-            <w:r>
-              <w:t xml:space="preserve">je remplace par « il »</w:t>
-            </w:r>
-          </w:p>
-        </w:tc>
-        <w:tc>
-          <w:tcPr>
-            <w:tcW w:type="dxa" w:w="1974"/>
-          </w:tcPr>
-          <w:p>
-            <w:pPr>
-              <w:spacing w:before="20" w:after="20"/>
-            </w:pPr>
-            <w:r>
-              <w:t xml:space="preserve">là, où</w:t>
-            </w:r>
-          </w:p>
-        </w:tc>
-      </w:tr>
-      <w:tr>
-        <w:tc>
-          <w:tcPr>
-            <w:tcW w:type="dxa" w:w="745"/>
-          </w:tcPr>
-          <w:p>
-            <w:pPr>
-              <w:spacing w:before="20" w:after="20"/>
-            </w:pPr>
-            <w:r>
-              <w:t xml:space="preserve">H3</w:t>
-            </w:r>
-          </w:p>
-        </w:tc>
-        <w:tc>
-          <w:tcPr>
-            <w:tcW w:type="dxa" w:w="1174"/>
-          </w:tcPr>
-          <w:p>
-            <w:pPr>
-              <w:spacing w:before="20" w:after="20"/>
-            </w:pPr>
-            <w:r>
-              <w:t xml:space="preserve">Jaune</w:t>
-            </w:r>
-          </w:p>
-        </w:tc>
-        <w:tc>
-          <w:tcPr>
-            <w:tcW w:type="dxa" w:w="2941"/>
-          </w:tcPr>
-          <w:p>
-            <w:pPr>
-              <w:spacing w:before="20" w:after="20"/>
-            </w:pPr>
-            <w:r>
-              <w:t xml:space="preserve">à</w:t>
-            </w:r>
-          </w:p>
-        </w:tc>
-        <w:tc>
-          <w:tcPr>
-            <w:tcW w:type="dxa" w:w="2763"/>
-          </w:tcPr>
-          <w:p>
-            <w:pPr>
-              <w:spacing w:before="20" w:after="20"/>
-            </w:pPr>
-            <w:r>
-              <w:t xml:space="preserve">il ne change pas ; devant un lieu, un moment</w:t>
-            </w:r>
-          </w:p>
-        </w:tc>
-        <w:tc>
-          <w:tcPr>
-            <w:tcW w:type="dxa" w:w="1974"/>
-          </w:tcPr>
-          <w:p>
-            <w:pPr>
-              <w:spacing w:before="20" w:after="20"/>
-            </w:pPr>
-            <w:r>
-              <w:t xml:space="preserve">ce, cet, cette, ces</w:t>
-            </w:r>
-          </w:p>
-        </w:tc>
-      </w:tr>
-      <w:tr>
-        <w:tc>
-          <w:tcPr>
-            <w:tcW w:type="dxa" w:w="745"/>
-          </w:tcPr>
-          <w:p>
-            <w:pPr>
-              <w:spacing w:before="20" w:after="20"/>
-            </w:pPr>
-            <w:r>
-              <w:t xml:space="preserve">H4</w:t>
-            </w:r>
-          </w:p>
-        </w:tc>
-        <w:tc>
-          <w:tcPr>
-            <w:tcW w:type="dxa" w:w="1174"/>
-          </w:tcPr>
-          <w:p>
-            <w:pPr>
-              <w:spacing w:before="20" w:after="20"/>
-            </w:pPr>
-            <w:r>
-              <w:t xml:space="preserve">Orange</w:t>
-            </w:r>
-          </w:p>
-        </w:tc>
-        <w:tc>
-          <w:tcPr>
-            <w:tcW w:type="dxa" w:w="2941"/>
-          </w:tcPr>
-          <w:p>
-            <w:pPr>
-              <w:spacing w:before="20" w:after="20"/>
-            </w:pPr>
-            <w:r>
-              <w:t xml:space="preserve">et</w:t>
-            </w:r>
-          </w:p>
-        </w:tc>
-        <w:tc>
-          <w:tcPr>
-            <w:tcW w:type="dxa" w:w="2763"/>
-          </w:tcPr>
-          <w:p>
-            <w:pPr>
-              <w:spacing w:before="20" w:after="20"/>
-            </w:pPr>
-            <w:r>
-              <w:t xml:space="preserve">je peux dire « et puis »</w:t>
-            </w:r>
-          </w:p>
-        </w:tc>
-        <w:tc>
-          <w:tcPr>
-            <w:tcW w:type="dxa" w:w="1974"/>
-          </w:tcPr>
-          <w:p>
-            <w:pPr>
-              <w:spacing w:before="20" w:after="20"/>
-            </w:pPr>
-            <w:r>
-              <w:t xml:space="preserve">ou, mais</w:t>
-            </w:r>
-          </w:p>
-        </w:tc>
-      </w:tr>
-      <w:tr>
-        <w:tc>
-          <w:tcPr>
-            <w:tcW w:type="dxa" w:w="745"/>
-          </w:tcPr>
-          <w:p>
-            <w:pPr>
-              <w:spacing w:before="20" w:after="20"/>
-            </w:pPr>
-            <w:r>
-              <w:t xml:space="preserve">H5</w:t>
-            </w:r>
-          </w:p>
-        </w:tc>
-        <w:tc>
-          <w:tcPr>
-            <w:tcW w:type="dxa" w:w="1174"/>
-          </w:tcPr>
-          <w:p>
-            <w:pPr>
-              <w:spacing w:before="20" w:after="20"/>
-            </w:pPr>
-            <w:r>
-              <w:t xml:space="preserve">Verte</w:t>
-            </w:r>
-          </w:p>
-        </w:tc>
-        <w:tc>
-          <w:tcPr>
-            <w:tcW w:type="dxa" w:w="2941"/>
-          </w:tcPr>
-          <w:p>
-            <w:pPr>
-              <w:spacing w:before="20" w:after="20"/>
-            </w:pPr>
-            <w:r>
-              <w:t xml:space="preserve">c’est</w:t>
-            </w:r>
-          </w:p>
-        </w:tc>
-        <w:tc>
-          <w:tcPr>
-            <w:tcW w:type="dxa" w:w="2763"/>
-          </w:tcPr>
-          <w:p>
-            <w:pPr>
-              <w:spacing w:before="20" w:after="20"/>
-            </w:pPr>
-            <w:r>
-              <w:t xml:space="preserve">je dis « c’était » ; ce n’est pas</w:t>
-            </w:r>
-          </w:p>
-        </w:tc>
-        <w:tc>
-          <w:tcPr>
-            <w:tcW w:type="dxa" w:w="1974"/>
-          </w:tcPr>
-          <w:p>
-            <w:pPr>
-              <w:spacing w:before="20" w:after="20"/>
-            </w:pPr>
-            <w:r>
-              <w:t xml:space="preserve">la</w:t>
-            </w:r>
-          </w:p>
-        </w:tc>
-      </w:tr>
-      <w:tr>
-        <w:tc>
-          <w:tcPr>
-            <w:tcW w:type="dxa" w:w="745"/>
-          </w:tcPr>
-          <w:p>
-            <w:pPr>
-              <w:spacing w:before="20" w:after="20"/>
-            </w:pPr>
-            <w:r>
-              <w:t xml:space="preserve">H6</w:t>
-            </w:r>
-          </w:p>
-        </w:tc>
-        <w:tc>
-          <w:tcPr>
-            <w:tcW w:type="dxa" w:w="1174"/>
-          </w:tcPr>
-          <w:p>
-            <w:pPr>
-              <w:spacing w:before="20" w:after="20"/>
-            </w:pPr>
-            <w:r>
-              <w:t xml:space="preserve">Bleue</w:t>
-            </w:r>
-          </w:p>
-        </w:tc>
-        <w:tc>
-          <w:tcPr>
-            <w:tcW w:type="dxa" w:w="2941"/>
-          </w:tcPr>
-          <w:p>
-            <w:pPr>
-              <w:spacing w:before="20" w:after="20"/>
-            </w:pPr>
-            <w:r>
-              <w:t xml:space="preserve">son</w:t>
-            </w:r>
-          </w:p>
-        </w:tc>
-        <w:tc>
-          <w:tcPr>
-            <w:tcW w:type="dxa" w:w="2763"/>
-          </w:tcPr>
-          <w:p>
-            <w:pPr>
-              <w:spacing w:before="20" w:after="20"/>
-            </w:pPr>
-            <w:r>
-              <w:t xml:space="preserve">je dis « mon » ; au pluriel « ses »</w:t>
-            </w:r>
-          </w:p>
-        </w:tc>
-        <w:tc>
-          <w:tcPr>
-            <w:tcW w:type="dxa" w:w="1974"/>
-          </w:tcPr>
-          <w:p>
-            <w:pPr>
-              <w:spacing w:before="20" w:after="20"/>
-            </w:pPr>
-            <w:r>
-              <w:t xml:space="preserve">ses, mes</w:t>
-            </w:r>
-          </w:p>
-        </w:tc>
-      </w:tr>
-      <w:tr>
-        <w:tc>
-          <w:tcPr>
-            <w:tcW w:type="dxa" w:w="745"/>
-          </w:tcPr>
-          <w:p>
-            <w:pPr>
-              <w:spacing w:before="20" w:after="20"/>
-            </w:pPr>
-            <w:r>
-              <w:t xml:space="preserve">H7</w:t>
-            </w:r>
-          </w:p>
-        </w:tc>
-        <w:tc>
-          <w:tcPr>
-            <w:tcW w:type="dxa" w:w="1174"/>
-          </w:tcPr>
-          <w:p>
-            <w:pPr>
-              <w:spacing w:before="20" w:after="20"/>
-            </w:pPr>
-            <w:r>
-              <w:t xml:space="preserve">Violette</w:t>
-            </w:r>
-          </w:p>
-        </w:tc>
-        <w:tc>
-          <w:tcPr>
-            <w:tcW w:type="dxa" w:w="2941"/>
-          </w:tcPr>
-          <w:p>
-            <w:pPr>
-              <w:spacing w:before="20" w:after="20"/>
-            </w:pPr>
-            <w:r>
-              <w:t xml:space="preserve">— (pas au CE2)</w:t>
-            </w:r>
-          </w:p>
-        </w:tc>
-        <w:tc>
-          <w:tcPr>
-            <w:tcW w:type="dxa" w:w="2763"/>
-          </w:tcPr>
-          <w:p>
-            <w:pPr>
-              <w:spacing w:before="20" w:after="20"/>
-            </w:pPr>
-            <w:r>
-              <w:t xml:space="preserve">—</w:t>
-            </w:r>
-          </w:p>
-        </w:tc>
-        <w:tc>
-          <w:tcPr>
-            <w:tcW w:type="dxa" w:w="1974"/>
-          </w:tcPr>
-          <w:p>
-            <w:pPr>
-              <w:spacing w:before="20" w:after="20"/>
-            </w:pPr>
-            <w:r>
-              <w:t xml:space="preserve">se, s’est</w:t>
-            </w:r>
-          </w:p>
-        </w:tc>
-      </w:tr>
-      <w:tr>
-        <w:tc>
-          <w:tcPr>
-            <w:tcW w:type="dxa" w:w="745"/>
-          </w:tcPr>
-          <w:p>
-            <w:pPr>
-              <w:spacing w:before="20" w:after="20"/>
-            </w:pPr>
-            <w:r>
-              <w:t xml:space="preserve">H8</w:t>
-            </w:r>
-          </w:p>
-        </w:tc>
-        <w:tc>
-          <w:tcPr>
-            <w:tcW w:type="dxa" w:w="1174"/>
-          </w:tcPr>
-          <w:p>
-            <w:pPr>
-              <w:spacing w:before="20" w:after="20"/>
-            </w:pPr>
-            <w:r>
-              <w:t xml:space="preserve">Marron</w:t>
-            </w:r>
-          </w:p>
-        </w:tc>
-        <w:tc>
-          <w:tcPr>
-            <w:tcW w:type="dxa" w:w="2941"/>
-          </w:tcPr>
-          <w:p>
-            <w:pPr>
-              <w:spacing w:before="20" w:after="20"/>
-            </w:pPr>
-            <w:r>
-              <w:t xml:space="preserve">Transfert : a / à, ont / on, est / et, sont / son</w:t>
-            </w:r>
-          </w:p>
-        </w:tc>
-        <w:tc>
-          <w:tcPr>
-            <w:tcW w:type="dxa" w:w="2763"/>
-          </w:tcPr>
-          <w:p>
-            <w:pPr>
-              <w:spacing w:before="20" w:after="20"/>
-            </w:pPr>
-            <w:r>
-              <w:t xml:space="preserve">toutes les preuves du CE2</w:t>
-            </w:r>
-          </w:p>
-        </w:tc>
-        <w:tc>
-          <w:tcPr>
-            <w:tcW w:type="dxa" w:w="1974"/>
-          </w:tcPr>
-          <w:p>
-            <w:pPr>
-              <w:spacing w:before="20" w:after="20"/>
-            </w:pPr>
-            <w:r>
-              <w:t xml:space="preserve">toutes les paires du CM1</w:t>
-            </w:r>
-          </w:p>
-        </w:tc>
-      </w:tr>
-    </w:tbl>
-    <w:p/>
-    <w:p>
-      <w:pPr>
-        <w:pStyle w:val="BodyText"/>
-      </w:pPr>
-      <w:r>
-        <w:t xml:space="preserve">Types d’exercices pour un seul mot : je repère le mot dans un texte ; je prouve (remplacer, changer le temps ou le nombre) ; je comprends le mot (c’est = cela est) ; j’écris la bonne forme (C’est, pas Cest) ; je transforme (forme négative) ; j’écris une phrase avec le mot.</w:t>
-      </w:r>
-    </w:p>
-    <w:p>
-      <w:pPr>
-        <w:pStyle w:val="BodyText"/>
-      </w:pPr>
-      <w:r>
-        <w:t xml:space="preserve">c’est n’a pas de jumeau au CE2 (s’est n’y est pas étudié) : en H8, il revient dans les dictées.</w:t>
+      </w:pPr>
+      <w:r>
+        <w:t xml:space="preserve">Au CE2, les mots qui se prononcent pareil (a / à, on / ont, et / est, son / sont) sont rencontrés au fil des dictées et des écrits, sans ceinture ni test : le verbe être et le verbe avoir sont travaillés en conjugaison (C1), les déterminants et les petits mots invariables en grammaire (G3, G4).</w:t>
       </w:r>
     </w:p>
     <w:sectPr>
